--- a/docs/Исправления_ЛР1.docx
+++ b/docs/Исправления_ЛР1.docx
@@ -376,7 +376,7 @@
         </w:rPr>
         <w:drawing>
           <wp:inline distT="0" distB="0" distL="0" distR="0" wp14:anchorId="2080C972" wp14:editId="07BCE13A">
-            <wp:extent cx="5715000" cy="1952625"/>
+            <wp:extent cx="5715000" cy="2912806"/>
             <wp:effectExtent l="0" t="0" r="0" b="0"/>
             <wp:docPr id="4" name="Рисунок 4"/>
             <wp:cNvGraphicFramePr>
@@ -401,7 +401,7 @@
                   <pic:spPr bwMode="auto">
                     <a:xfrm>
                       <a:off x="0" y="0"/>
-                      <a:ext cx="5715000" cy="1952625"/>
+                      <a:ext cx="5715000" cy="2912806"/>
                     </a:xfrm>
                     <a:prstGeom prst="rect">
                       <a:avLst/>
@@ -749,7 +749,7 @@
         </w:rPr>
         <w:drawing>
           <wp:inline distT="0" distB="0" distL="0" distR="0" wp14:anchorId="74191422" wp14:editId="012640AF">
-            <wp:extent cx="5715000" cy="2619375"/>
+            <wp:extent cx="5715000" cy="3812233"/>
             <wp:effectExtent l="0" t="0" r="0" b="0"/>
             <wp:docPr id="5" name="Рисунок 5"/>
             <wp:cNvGraphicFramePr>
@@ -774,7 +774,7 @@
                   <pic:spPr bwMode="auto">
                     <a:xfrm>
                       <a:off x="0" y="0"/>
-                      <a:ext cx="5715000" cy="2619375"/>
+                      <a:ext cx="5715000" cy="3812233"/>
                     </a:xfrm>
                     <a:prstGeom prst="rect">
                       <a:avLst/>
@@ -842,7 +842,7 @@
         </w:rPr>
         <w:drawing>
           <wp:inline distT="0" distB="0" distL="0" distR="0" wp14:anchorId="338C3571" wp14:editId="24EB0EEA">
-            <wp:extent cx="5715000" cy="2914650"/>
+            <wp:extent cx="5715000" cy="4194127"/>
             <wp:effectExtent l="0" t="0" r="0" b="0"/>
             <wp:docPr id="6" name="Рисунок 6"/>
             <wp:cNvGraphicFramePr>
@@ -867,7 +867,7 @@
                   <pic:spPr bwMode="auto">
                     <a:xfrm>
                       <a:off x="0" y="0"/>
-                      <a:ext cx="5715000" cy="2914650"/>
+                      <a:ext cx="5715000" cy="4194127"/>
                     </a:xfrm>
                     <a:prstGeom prst="rect">
                       <a:avLst/>
@@ -1805,7 +1805,7 @@
         <w:lastRenderedPageBreak/>
         <w:drawing>
           <wp:inline distT="0" distB="0" distL="0" distR="0" wp14:anchorId="75B33D4A" wp14:editId="78433751">
-            <wp:extent cx="5715000" cy="6038850"/>
+            <wp:extent cx="5379341" cy="7920000"/>
             <wp:effectExtent l="0" t="0" r="0" b="0"/>
             <wp:docPr id="18" name="Рисунок 18"/>
             <wp:cNvGraphicFramePr>
@@ -1830,7 +1830,7 @@
                   <pic:spPr bwMode="auto">
                     <a:xfrm>
                       <a:off x="0" y="0"/>
-                      <a:ext cx="5715000" cy="6038850"/>
+                      <a:ext cx="5379341" cy="7920000"/>
                     </a:xfrm>
                     <a:prstGeom prst="rect">
                       <a:avLst/>
